--- a/docs/Bao-cao-tien-do-du-an-AI-Speaking.docx
+++ b/docs/Bao-cao-tien-do-du-an-AI-Speaking.docx
@@ -270,20 +270,6 @@
         </w:tc>
       </w:tr>
     </w:tbl>
-    <w:p>
-      <w:pPr>
-        <w:spacing w:before="600" w:after="0"/>
-        <w:jc w:val="center"/>
-      </w:pPr>
-      <w:r>
-        <w:rPr>
-          <w:i/>
-          <w:color w:val="5F6B7A"/>
-          <w:sz w:val="18"/>
-        </w:rPr>
-        <w:t>Báo cáo phản ánh code hiện tại, bao gồm cả một số thay đổi cục bộ chưa commit.</w:t>
-      </w:r>
-    </w:p>
     <w:p>
       <w:r>
         <w:br w:type="page"/>
